--- a/courseware/LG-CompTIA-Certified-A-Training-Core-1-and-Core-2.docx
+++ b/courseware/LG-CompTIA-Certified-A-Training-Core-1-and-Core-2.docx
@@ -179,7 +179,7 @@
           <w:color w:val="1F6FEB"/>
           <w:sz w:val="24"/>
         </w:rPr>
-        <w:t>Version 7.0</w:t>
+        <w:t>Version 7.1</w:t>
       </w:r>
     </w:p>
     <w:p>
@@ -352,7 +352,7 @@
               <w:rPr>
                 <w:sz w:val="19"/>
               </w:rPr>
-              <w:t>7.0</w:t>
+              <w:t>7.1</w:t>
             </w:r>
           </w:p>
         </w:tc>
@@ -399,6 +399,64 @@
           </w:p>
         </w:tc>
       </w:tr>
+      <w:tr>
+        <w:tc>
+          <w:tcPr>
+            <w:tcW w:type="dxa" w:w="2160"/>
+          </w:tcPr>
+          <w:p>
+            <w:r/>
+            <w:r>
+              <w:rPr>
+                <w:sz w:val="19"/>
+              </w:rPr>
+              <w:t>7.1</w:t>
+            </w:r>
+          </w:p>
+        </w:tc>
+        <w:tc>
+          <w:tcPr>
+            <w:tcW w:type="dxa" w:w="2160"/>
+          </w:tcPr>
+          <w:p>
+            <w:r/>
+            <w:r>
+              <w:rPr>
+                <w:sz w:val="19"/>
+              </w:rPr>
+              <w:t>19 August 2026</w:t>
+            </w:r>
+          </w:p>
+        </w:tc>
+        <w:tc>
+          <w:tcPr>
+            <w:tcW w:type="dxa" w:w="2160"/>
+          </w:tcPr>
+          <w:p>
+            <w:r/>
+            <w:r>
+              <w:rPr>
+                <w:sz w:val="19"/>
+              </w:rPr>
+              <w:t>Aligned the Skills Framework section to the full competency set the assessment tests — K1–K6 (Written Assessment) and A1–A8 (Practical Performance) — so no learner is assessed on an outcome the courseware did not declare.</w:t>
+            </w:r>
+          </w:p>
+        </w:tc>
+        <w:tc>
+          <w:tcPr>
+            <w:tcW w:type="dxa" w:w="2160"/>
+          </w:tcPr>
+          <w:p>
+            <w:r/>
+            <w:r>
+              <w:rPr>
+                <w:sz w:val="19"/>
+              </w:rPr>
+              <w:t>Dr Alfred Ang</w:t>
+            </w:r>
+          </w:p>
+        </w:tc>
+      </w:tr>
     </w:tbl>
     <w:p>
       <w:r>
@@ -1945,7 +2003,15 @@
         <w:pStyle w:val="ListBullet"/>
       </w:pPr>
       <w:r>
-        <w:t>K5 Documentation and user-guide development practices for infrastructure systems</w:t>
+        <w:t>K5 Sources of information for the development of infrastructure user guides and documentation</w:t>
+      </w:r>
+    </w:p>
+    <w:p>
+      <w:pPr>
+        <w:pStyle w:val="ListBullet"/>
+      </w:pPr>
+      <w:r>
+        <w:t>K6 Types and purposes of system tests for infrastructure operating requirements</w:t>
       </w:r>
     </w:p>
     <w:p>
@@ -1979,7 +2045,7 @@
         <w:pStyle w:val="ListBullet"/>
       </w:pPr>
       <w:r>
-        <w:t>A3 Perform advanced infrastructure configurations</w:t>
+        <w:t>A3 Troubleshoot technical issues in infrastructure systems</w:t>
       </w:r>
     </w:p>
     <w:p>
@@ -1987,7 +2053,7 @@
         <w:pStyle w:val="ListBullet"/>
       </w:pPr>
       <w:r>
-        <w:t>A4 Develop action plans for infrastructure upgrades</w:t>
+        <w:t>A4 Perform advanced infrastructure configurations</w:t>
       </w:r>
     </w:p>
     <w:p>
@@ -1995,7 +2061,7 @@
         <w:pStyle w:val="ListBullet"/>
       </w:pPr>
       <w:r>
-        <w:t>A5 Test infrastructure systems against operating requirements</w:t>
+        <w:t>A5 Develop action plans for infrastructure upgrades</w:t>
       </w:r>
     </w:p>
     <w:p>
@@ -2003,7 +2069,23 @@
         <w:pStyle w:val="ListBullet"/>
       </w:pPr>
       <w:r>
-        <w:t>A6 Organise information for the development of user guides</w:t>
+        <w:t>A6 Propose infrastructure improvement ideas based on user needs</w:t>
+      </w:r>
+    </w:p>
+    <w:p>
+      <w:pPr>
+        <w:pStyle w:val="ListBullet"/>
+      </w:pPr>
+      <w:r>
+        <w:t>A7 Test infrastructure systems against operating requirements</w:t>
+      </w:r>
+    </w:p>
+    <w:p>
+      <w:pPr>
+        <w:pStyle w:val="ListBullet"/>
+      </w:pPr>
+      <w:r>
+        <w:t>A8 Organise information for the development of user guides</w:t>
       </w:r>
     </w:p>
     <w:p>

--- a/courseware/LG-CompTIA-Certified-A-Training-Core-1-and-Core-2.docx
+++ b/courseware/LG-CompTIA-Certified-A-Training-Core-1-and-Core-2.docx
@@ -477,6 +477,21 @@
       </w:r>
     </w:p>
     <w:p>
+      <w:r>
+        <w:fldChar w:fldCharType="begin" w:dirty="true"/>
+      </w:r>
+    </w:p>
+    <w:p>
+      <w:r>
+        <w:instrText xml:space="preserve"> TOC \o "1-2" \h \z \u </w:instrText>
+      </w:r>
+    </w:p>
+    <w:p>
+      <w:r>
+        <w:fldChar w:fldCharType="separate"/>
+      </w:r>
+    </w:p>
+    <w:p>
       <w:pPr>
         <w:tabs>
           <w:tab w:pos="9072" w:val="right" w:leader="dot"/>
@@ -1858,6 +1873,11 @@
         <w:t>Glossary</w:t>
         <w:tab/>
         <w:t>129</w:t>
+      </w:r>
+    </w:p>
+    <w:p>
+      <w:r>
+        <w:fldChar w:fldCharType="end"/>
       </w:r>
     </w:p>
     <w:p>
